--- a/docs/neuropulse_design_brief_r2_superseded.docx
+++ b/docs/neuropulse_design_brief_r2_superseded.docx
@@ -1920,7 +1920,7 @@
                 <w:sz w:val="17"/>
                 <w:szCs w:val="17"/>
               </w:rPr>
-              <w:t xml:space="preserve">Over-ear planar magnetic 40mm · bone conduction at mastoid · binaural beats (0.5–40Hz) · isochronic tones · pink/brown noise · VNS clip cutout in lower rim · EEG-adaptive frequency · Helmholtz coil orientation optimised to reduce magnetic coupling to audio membrane</w:t>
+              <w:t>Over-ear planar magnetic 40mm · bone conduction at mastoid · binaural beats (0.5–40Hz) · isochronic tones · pink/brown noise · VNS clip cutout in lower rim · EEG-adaptive frequency · Helmholtz coil orientation optimized to reduce magnetic coupling to audio membrane</w:t>
             </w:r>
           </w:p>
         </w:tc>
@@ -3847,7 +3847,7 @@
                 <w:sz w:val="17"/>
                 <w:szCs w:val="17"/>
               </w:rPr>
-              <w:t xml:space="preserve">600 total LEDs per headset · 300 × 660–670nm (red CCO peak) + 300 × 808–830nm (NIR CCO peak) · 5 zones × 60 LEDs per wavelength per zone · FPC (flexible PCB) strips per zone · 6mm inter-LED centre-to-centre pitch · drive current 120–180mA per LED (vs 700–1000mA with 100 LEDs)</w:t>
+              <w:t>600 total LEDs per headset · 300 × 660–670nm (red CCO peak) + 300 × 808–830nm (NIR CCO peak) · 5 zones × 60 LEDs per wavelength per zone · FPC (flexible PCB) strips per zone · 6mm inter-LED center-to-center pitch · drive current 120–180mA per LED (vs 700–1000mA with 100 LEDs)</w:t>
             </w:r>
           </w:p>
         </w:tc>
@@ -6230,7 +6230,7 @@
                 <w:sz w:val="17"/>
                 <w:szCs w:val="17"/>
               </w:rPr>
-              <w:t xml:space="preserve">Neurology clinic; concussion rehab centre; academic research PI (IRB exemption seeding)</w:t>
+              <w:t>Neurology clinic; concussion rehab center; academic research PI (IRB exemption seeding)</w:t>
             </w:r>
           </w:p>
         </w:tc>
@@ -6449,7 +6449,7 @@
                 <w:sz w:val="17"/>
                 <w:szCs w:val="17"/>
               </w:rPr>
-              <w:t xml:space="preserve">Academic medical centre; psychiatry clinic; neuromodulation research lab</w:t>
+              <w:t>Academic medical center; psychiatry clinic; neuromodulation research lab</w:t>
             </w:r>
           </w:p>
         </w:tc>
@@ -9638,7 +9638,7 @@
           <w:sz w:val="36"/>
           <w:szCs w:val="36"/>
         </w:rPr>
-        <w:t xml:space="preserve">5. Accessory Catalogue + Consumables</w:t>
+        <w:t>5. Accessory Catalog + Consumables</w:t>
       </w:r>
     </w:p>
     <w:tbl>
@@ -10077,7 +10077,7 @@
                 <w:sz w:val="17"/>
                 <w:szCs w:val="17"/>
               </w:rPr>
-              <w:t xml:space="preserve">&lt;0.5% VLT · 6× N52 magnetic snap (insert-moulded in lens rim) · foam light seal · doubles as transport protection · instant (vs 2s EC transition)</w:t>
+              <w:t>&lt;0.5% VLT · 6× N52 magnetic snap (insert-molded in lens rim) · foam light seal · doubles as transport protection · instant (vs 2s EC transition)</w:t>
             </w:r>
           </w:p>
         </w:tc>
@@ -17101,7 +17101,7 @@
           <w:sz w:val="19"/>
           <w:szCs w:val="19"/>
         </w:rPr>
-        <w:t xml:space="preserve">Partner optician network: S3 prescription clip programme requires optician network agreement before product launch</w:t>
+        <w:t>Partner optician network: S3 prescription clip program requires optician network agreement before product launch</w:t>
       </w:r>
     </w:p>
     <w:p>
